--- a/小波变换参考书/小波变换与分数傅里叶变换理论及应用/第四章/小波系列.docx
+++ b/小波变换参考书/小波变换与分数傅里叶变换理论及应用/第四章/小波系列.docx
@@ -33,10 +33,10 @@
             <v:path o:extrusionok="f" gradientshapeok="t" o:connecttype="rect"/>
             <o:lock v:ext="edit" aspectratio="t"/>
           </v:shapetype>
-          <v:shape id="_x0000_i1040" type="#_x0000_t75" style="width:146.9pt;height:138.15pt" o:ole="">
+          <v:shape id="_x0000_i1025" type="#_x0000_t75" style="width:146.9pt;height:138.25pt" o:ole="">
             <v:imagedata r:id="rId6" o:title=""/>
           </v:shape>
-          <o:OLEObject Type="Embed" ProgID="Equation.DSMT4" ShapeID="_x0000_i1040" DrawAspect="Content" ObjectID="_1673802758" r:id="rId7"/>
+          <o:OLEObject Type="Embed" ProgID="Equation.DSMT4" ShapeID="_x0000_i1025" DrawAspect="Content" ObjectID="_1673820516" r:id="rId7"/>
         </w:object>
       </w:r>
       <w:r>
@@ -55,10 +55,10 @@
           <w:position w:val="-172"/>
         </w:rPr>
         <w:object w:dxaOrig="8419" w:dyaOrig="3200" w14:anchorId="1136774D">
-          <v:shape id="_x0000_i1063" type="#_x0000_t75" style="width:421.6pt;height:161.05pt" o:ole="">
+          <v:shape id="_x0000_i1026" type="#_x0000_t75" style="width:421.9pt;height:161pt" o:ole="">
             <v:imagedata r:id="rId8" o:title=""/>
           </v:shape>
-          <o:OLEObject Type="Embed" ProgID="Equation.DSMT4" ShapeID="_x0000_i1063" DrawAspect="Content" ObjectID="_1673802759" r:id="rId9"/>
+          <o:OLEObject Type="Embed" ProgID="Equation.DSMT4" ShapeID="_x0000_i1026" DrawAspect="Content" ObjectID="_1673820517" r:id="rId9"/>
         </w:object>
       </w:r>
       <w:r>
@@ -102,10 +102,10 @@
           <w:position w:val="-16"/>
         </w:rPr>
         <w:object w:dxaOrig="3120" w:dyaOrig="440" w14:anchorId="67A6CAE7">
-          <v:shape id="_x0000_i1035" type="#_x0000_t75" style="width:156.05pt;height:22.05pt" o:ole="">
+          <v:shape id="_x0000_i1027" type="#_x0000_t75" style="width:156.1pt;height:22.2pt" o:ole="">
             <v:imagedata r:id="rId10" o:title=""/>
           </v:shape>
-          <o:OLEObject Type="Embed" ProgID="Equation.DSMT4" ShapeID="_x0000_i1035" DrawAspect="Content" ObjectID="_1673802760" r:id="rId11"/>
+          <o:OLEObject Type="Embed" ProgID="Equation.DSMT4" ShapeID="_x0000_i1027" DrawAspect="Content" ObjectID="_1673820518" r:id="rId11"/>
         </w:object>
       </w:r>
       <w:r>
@@ -138,10 +138,10 @@
           <w:position w:val="-14"/>
         </w:rPr>
         <w:object w:dxaOrig="4860" w:dyaOrig="400" w14:anchorId="6785BD4B">
-          <v:shape id="_x0000_i1038" type="#_x0000_t75" style="width:243.05pt;height:20pt" o:ole="">
+          <v:shape id="_x0000_i1028" type="#_x0000_t75" style="width:243.05pt;height:19.85pt" o:ole="">
             <v:imagedata r:id="rId12" o:title=""/>
           </v:shape>
-          <o:OLEObject Type="Embed" ProgID="Equation.DSMT4" ShapeID="_x0000_i1038" DrawAspect="Content" ObjectID="_1673802761" r:id="rId13"/>
+          <o:OLEObject Type="Embed" ProgID="Equation.DSMT4" ShapeID="_x0000_i1028" DrawAspect="Content" ObjectID="_1673820519" r:id="rId13"/>
         </w:object>
       </w:r>
       <w:r>
@@ -160,10 +160,10 @@
           <w:position w:val="-6"/>
         </w:rPr>
         <w:object w:dxaOrig="600" w:dyaOrig="279" w14:anchorId="52F52CC5">
-          <v:shape id="_x0000_i1044" type="#_x0000_t75" style="width:29.95pt;height:14.15pt" o:ole="">
+          <v:shape id="_x0000_i1029" type="#_x0000_t75" style="width:29.95pt;height:14.1pt" o:ole="">
             <v:imagedata r:id="rId14" o:title=""/>
           </v:shape>
-          <o:OLEObject Type="Embed" ProgID="Equation.DSMT4" ShapeID="_x0000_i1044" DrawAspect="Content" ObjectID="_1673802762" r:id="rId15"/>
+          <o:OLEObject Type="Embed" ProgID="Equation.DSMT4" ShapeID="_x0000_i1029" DrawAspect="Content" ObjectID="_1673820520" r:id="rId15"/>
         </w:object>
       </w:r>
       <w:r>
@@ -176,9 +176,6 @@
     <w:p>
       <w:pPr>
         <w:pStyle w:val="MTDisplayEquation"/>
-        <w:rPr>
-          <w:rFonts w:hint="eastAsia"/>
-        </w:rPr>
       </w:pPr>
       <w:r>
         <w:tab/>
@@ -188,10 +185,10 @@
           <w:position w:val="-58"/>
         </w:rPr>
         <w:object w:dxaOrig="6880" w:dyaOrig="1600" w14:anchorId="02D4D37F">
-          <v:shape id="_x0000_i1048" type="#_x0000_t75" style="width:344.2pt;height:79.9pt" o:ole="">
+          <v:shape id="_x0000_i1030" type="#_x0000_t75" style="width:344.45pt;height:80.05pt" o:ole="">
             <v:imagedata r:id="rId16" o:title=""/>
           </v:shape>
-          <o:OLEObject Type="Embed" ProgID="Equation.DSMT4" ShapeID="_x0000_i1048" DrawAspect="Content" ObjectID="_1673802763" r:id="rId17"/>
+          <o:OLEObject Type="Embed" ProgID="Equation.DSMT4" ShapeID="_x0000_i1030" DrawAspect="Content" ObjectID="_1673820521" r:id="rId17"/>
         </w:object>
       </w:r>
       <w:r>
@@ -210,39 +207,27 @@
           <w:position w:val="-6"/>
         </w:rPr>
         <w:object w:dxaOrig="560" w:dyaOrig="279" w14:anchorId="0E3839AD">
-          <v:shape id="_x0000_i1051" type="#_x0000_t75" style="width:27.9pt;height:14.15pt" o:ole="">
+          <v:shape id="_x0000_i1031" type="#_x0000_t75" style="width:27.95pt;height:14.1pt" o:ole="">
             <v:imagedata r:id="rId18" o:title=""/>
           </v:shape>
-          <o:OLEObject Type="Embed" ProgID="Equation.DSMT4" ShapeID="_x0000_i1051" DrawAspect="Content" ObjectID="_1673802764" r:id="rId19"/>
-        </w:object>
-      </w:r>
-      <w:r>
-        <w:rPr>
-          <w:rFonts w:hint="eastAsia"/>
-        </w:rPr>
-        <w:t>等式也</w:t>
-      </w:r>
-      <w:r>
-        <w:rPr>
-          <w:rFonts w:hint="eastAsia"/>
-        </w:rPr>
-        <w:t>成立</w:t>
-      </w:r>
-      <w:r>
-        <w:rPr>
-          <w:rFonts w:hint="eastAsia"/>
-        </w:rPr>
-        <w:t>，对于</w:t>
+          <o:OLEObject Type="Embed" ProgID="Equation.DSMT4" ShapeID="_x0000_i1031" DrawAspect="Content" ObjectID="_1673820522" r:id="rId19"/>
+        </w:object>
+      </w:r>
+      <w:r>
+        <w:rPr>
+          <w:rFonts w:hint="eastAsia"/>
+        </w:rPr>
+        <w:t>等式也成立，对于</w:t>
       </w:r>
       <w:r>
         <w:rPr>
           <w:position w:val="-6"/>
         </w:rPr>
         <w:object w:dxaOrig="560" w:dyaOrig="279" w14:anchorId="346E9314">
-          <v:shape id="_x0000_i1054" type="#_x0000_t75" style="width:27.9pt;height:14.15pt" o:ole="">
+          <v:shape id="_x0000_i1032" type="#_x0000_t75" style="width:27.95pt;height:14.1pt" o:ole="">
             <v:imagedata r:id="rId20" o:title=""/>
           </v:shape>
-          <o:OLEObject Type="Embed" ProgID="Equation.DSMT4" ShapeID="_x0000_i1054" DrawAspect="Content" ObjectID="_1673802765" r:id="rId21"/>
+          <o:OLEObject Type="Embed" ProgID="Equation.DSMT4" ShapeID="_x0000_i1032" DrawAspect="Content" ObjectID="_1673820523" r:id="rId21"/>
         </w:object>
       </w:r>
       <w:r>
@@ -265,10 +250,10 @@
           <w:position w:val="-58"/>
         </w:rPr>
         <w:object w:dxaOrig="7260" w:dyaOrig="1600" w14:anchorId="0E47E027">
-          <v:shape id="_x0000_i1067" type="#_x0000_t75" style="width:362.9pt;height:79.9pt" o:ole="">
+          <v:shape id="_x0000_i1033" type="#_x0000_t75" style="width:362.9pt;height:80.05pt" o:ole="">
             <v:imagedata r:id="rId22" o:title=""/>
           </v:shape>
-          <o:OLEObject Type="Embed" ProgID="Equation.DSMT4" ShapeID="_x0000_i1067" DrawAspect="Content" ObjectID="_1673802766" r:id="rId23"/>
+          <o:OLEObject Type="Embed" ProgID="Equation.DSMT4" ShapeID="_x0000_i1033" DrawAspect="Content" ObjectID="_1673820524" r:id="rId23"/>
         </w:object>
       </w:r>
       <w:r>
@@ -298,9 +283,6 @@
     <w:p>
       <w:pPr>
         <w:pStyle w:val="MTDisplayEquation"/>
-        <w:rPr>
-          <w:rFonts w:hint="eastAsia"/>
-        </w:rPr>
       </w:pPr>
       <w:r>
         <w:tab/>
@@ -310,22 +292,19 @@
           <w:position w:val="-46"/>
         </w:rPr>
         <w:object w:dxaOrig="2659" w:dyaOrig="1340" w14:anchorId="3E31DFD6">
-          <v:shape id="_x0000_i1071" type="#_x0000_t75" style="width:132.75pt;height:67pt" o:ole="">
+          <v:shape id="_x0000_i1034" type="#_x0000_t75" style="width:132.75pt;height:67.1pt" o:ole="">
             <v:imagedata r:id="rId24" o:title=""/>
           </v:shape>
-          <o:OLEObject Type="Embed" ProgID="Equation.DSMT4" ShapeID="_x0000_i1071" DrawAspect="Content" ObjectID="_1673802767" r:id="rId25"/>
-        </w:object>
-      </w:r>
-      <w:r>
-        <w:t xml:space="preserve"> </w:t>
-      </w:r>
-    </w:p>
-    <w:p>
-      <w:pPr>
-        <w:pStyle w:val="MTDisplayEquation"/>
-        <w:rPr>
-          <w:rFonts w:hint="eastAsia"/>
-        </w:rPr>
+          <o:OLEObject Type="Embed" ProgID="Equation.DSMT4" ShapeID="_x0000_i1034" DrawAspect="Content" ObjectID="_1673820525" r:id="rId25"/>
+        </w:object>
+      </w:r>
+      <w:r>
+        <w:t xml:space="preserve"> </w:t>
+      </w:r>
+    </w:p>
+    <w:p>
+      <w:pPr>
+        <w:pStyle w:val="MTDisplayEquation"/>
       </w:pPr>
       <w:r>
         <w:tab/>
@@ -335,10 +314,10 @@
           <w:position w:val="-56"/>
         </w:rPr>
         <w:object w:dxaOrig="1880" w:dyaOrig="1219" w14:anchorId="246DECC1">
-          <v:shape id="_x0000_i1075" type="#_x0000_t75" style="width:94.05pt;height:60.75pt" o:ole="">
+          <v:shape id="_x0000_i1035" type="#_x0000_t75" style="width:94.2pt;height:60.75pt" o:ole="">
             <v:imagedata r:id="rId26" o:title=""/>
           </v:shape>
-          <o:OLEObject Type="Embed" ProgID="Equation.DSMT4" ShapeID="_x0000_i1075" DrawAspect="Content" ObjectID="_1673802768" r:id="rId27"/>
+          <o:OLEObject Type="Embed" ProgID="Equation.DSMT4" ShapeID="_x0000_i1035" DrawAspect="Content" ObjectID="_1673820526" r:id="rId27"/>
         </w:object>
       </w:r>
       <w:r>
@@ -357,10 +336,10 @@
           <w:position w:val="-4"/>
         </w:rPr>
         <w:object w:dxaOrig="320" w:dyaOrig="279" w14:anchorId="228E8382">
-          <v:shape id="_x0000_i1078" type="#_x0000_t75" style="width:15.8pt;height:14.15pt" o:ole="">
+          <v:shape id="_x0000_i1036" type="#_x0000_t75" style="width:15.85pt;height:14.1pt" o:ole="">
             <v:imagedata r:id="rId28" o:title=""/>
           </v:shape>
-          <o:OLEObject Type="Embed" ProgID="Equation.DSMT4" ShapeID="_x0000_i1078" DrawAspect="Content" ObjectID="_1673802769" r:id="rId29"/>
+          <o:OLEObject Type="Embed" ProgID="Equation.DSMT4" ShapeID="_x0000_i1036" DrawAspect="Content" ObjectID="_1673820527" r:id="rId29"/>
         </w:object>
       </w:r>
       <w:r>
@@ -377,11 +356,6 @@
       </w:r>
     </w:p>
     <w:p>
-      <w:pPr>
-        <w:rPr>
-          <w:rFonts w:hint="eastAsia"/>
-        </w:rPr>
-      </w:pPr>
       <w:r>
         <w:rPr>
           <w:rFonts w:hint="eastAsia"/>
@@ -393,10 +367,10 @@
           <w:position w:val="-14"/>
         </w:rPr>
         <w:object w:dxaOrig="1600" w:dyaOrig="400" w14:anchorId="4408DB80">
-          <v:shape id="_x0000_i1081" type="#_x0000_t75" style="width:79.9pt;height:20pt" o:ole="">
+          <v:shape id="_x0000_i1037" type="#_x0000_t75" style="width:80.05pt;height:19.85pt" o:ole="">
             <v:imagedata r:id="rId30" o:title=""/>
           </v:shape>
-          <o:OLEObject Type="Embed" ProgID="Equation.DSMT4" ShapeID="_x0000_i1081" DrawAspect="Content" ObjectID="_1673802770" r:id="rId31"/>
+          <o:OLEObject Type="Embed" ProgID="Equation.DSMT4" ShapeID="_x0000_i1037" DrawAspect="Content" ObjectID="_1673820528" r:id="rId31"/>
         </w:object>
       </w:r>
       <w:r>
@@ -418,30 +392,27 @@
           <w:position w:val="-14"/>
         </w:rPr>
         <w:object w:dxaOrig="3440" w:dyaOrig="400" w14:anchorId="2B31B988">
-          <v:shape id="_x0000_i1084" type="#_x0000_t75" style="width:171.9pt;height:20pt" o:ole="">
+          <v:shape id="_x0000_i1038" type="#_x0000_t75" style="width:171.95pt;height:19.85pt" o:ole="">
             <v:imagedata r:id="rId32" o:title=""/>
           </v:shape>
-          <o:OLEObject Type="Embed" ProgID="Equation.DSMT4" ShapeID="_x0000_i1084" DrawAspect="Content" ObjectID="_1673802771" r:id="rId33"/>
-        </w:object>
-      </w:r>
-      <w:r>
-        <w:t xml:space="preserve"> </w:t>
-      </w:r>
-    </w:p>
-    <w:p>
-      <w:r>
-        <w:t xml:space="preserve"> </w:t>
-      </w:r>
-      <w:r>
-        <w:t xml:space="preserve"> </w:t>
-      </w:r>
-    </w:p>
-    <w:p>
-      <w:pPr>
-        <w:pStyle w:val="MTDisplayEquation"/>
-        <w:rPr>
-          <w:rFonts w:hint="eastAsia"/>
-        </w:rPr>
+          <o:OLEObject Type="Embed" ProgID="Equation.DSMT4" ShapeID="_x0000_i1038" DrawAspect="Content" ObjectID="_1673820529" r:id="rId33"/>
+        </w:object>
+      </w:r>
+      <w:r>
+        <w:t xml:space="preserve"> </w:t>
+      </w:r>
+    </w:p>
+    <w:p>
+      <w:r>
+        <w:t xml:space="preserve"> </w:t>
+      </w:r>
+      <w:r>
+        <w:t xml:space="preserve"> </w:t>
+      </w:r>
+    </w:p>
+    <w:p>
+      <w:pPr>
+        <w:pStyle w:val="MTDisplayEquation"/>
       </w:pPr>
       <w:r>
         <w:tab/>
@@ -451,22 +422,17 @@
           <w:position w:val="-160"/>
         </w:rPr>
         <w:object w:dxaOrig="8000" w:dyaOrig="3320" w14:anchorId="19F82025">
-          <v:shape id="_x0000_i1095" type="#_x0000_t75" style="width:399.55pt;height:166.45pt" o:ole="">
+          <v:shape id="_x0000_i1039" type="#_x0000_t75" style="width:399.75pt;height:166.45pt" o:ole="">
             <v:imagedata r:id="rId34" o:title=""/>
           </v:shape>
-          <o:OLEObject Type="Embed" ProgID="Equation.DSMT4" ShapeID="_x0000_i1095" DrawAspect="Content" ObjectID="_1673802772" r:id="rId35"/>
-        </w:object>
-      </w:r>
-      <w:r>
-        <w:t xml:space="preserve"> </w:t>
-      </w:r>
-    </w:p>
-    <w:p>
-      <w:pPr>
-        <w:rPr>
-          <w:rFonts w:hint="eastAsia"/>
-        </w:rPr>
-      </w:pPr>
+          <o:OLEObject Type="Embed" ProgID="Equation.DSMT4" ShapeID="_x0000_i1039" DrawAspect="Content" ObjectID="_1673820530" r:id="rId35"/>
+        </w:object>
+      </w:r>
+      <w:r>
+        <w:t xml:space="preserve"> </w:t>
+      </w:r>
+    </w:p>
+    <w:p>
       <w:r>
         <w:rPr>
           <w:rFonts w:hint="eastAsia"/>
@@ -478,33 +444,27 @@
           <w:position w:val="-4"/>
         </w:rPr>
         <w:object w:dxaOrig="320" w:dyaOrig="279" w14:anchorId="04EB121F">
-          <v:shape id="_x0000_i1096" type="#_x0000_t75" style="width:15.8pt;height:14.15pt" o:ole="">
+          <v:shape id="_x0000_i1040" type="#_x0000_t75" style="width:15.85pt;height:14.1pt" o:ole="">
             <v:imagedata r:id="rId28" o:title=""/>
           </v:shape>
-          <o:OLEObject Type="Embed" ProgID="Equation.DSMT4" ShapeID="_x0000_i1096" DrawAspect="Content" ObjectID="_1673802773" r:id="rId36"/>
-        </w:object>
-      </w:r>
-      <w:r>
-        <w:rPr>
-          <w:rFonts w:hint="eastAsia"/>
-        </w:rPr>
-        <w:t>是正交矩阵</w:t>
-      </w:r>
-      <w:r>
-        <w:rPr>
-          <w:rFonts w:hint="eastAsia"/>
-        </w:rPr>
-        <w:t>，所以有</w:t>
+          <o:OLEObject Type="Embed" ProgID="Equation.DSMT4" ShapeID="_x0000_i1040" DrawAspect="Content" ObjectID="_1673820531" r:id="rId36"/>
+        </w:object>
+      </w:r>
+      <w:r>
+        <w:rPr>
+          <w:rFonts w:hint="eastAsia"/>
+        </w:rPr>
+        <w:t>是正交矩阵，所以有</w:t>
       </w:r>
       <w:r>
         <w:rPr>
           <w:position w:val="-14"/>
         </w:rPr>
         <w:object w:dxaOrig="1160" w:dyaOrig="400" w14:anchorId="14FF3F42">
-          <v:shape id="_x0000_i1099" type="#_x0000_t75" style="width:57.85pt;height:20pt" o:ole="">
+          <v:shape id="_x0000_i1041" type="#_x0000_t75" style="width:57.9pt;height:19.85pt" o:ole="">
             <v:imagedata r:id="rId37" o:title=""/>
           </v:shape>
-          <o:OLEObject Type="Embed" ProgID="Equation.DSMT4" ShapeID="_x0000_i1099" DrawAspect="Content" ObjectID="_1673802774" r:id="rId38"/>
+          <o:OLEObject Type="Embed" ProgID="Equation.DSMT4" ShapeID="_x0000_i1041" DrawAspect="Content" ObjectID="_1673820532" r:id="rId38"/>
         </w:object>
       </w:r>
       <w:r>
@@ -515,6 +475,453 @@
       </w:r>
       <w:r>
         <w:t xml:space="preserve"> </w:t>
+      </w:r>
+    </w:p>
+    <w:p/>
+    <w:p>
+      <w:r>
+        <w:rPr>
+          <w:rFonts w:hint="eastAsia"/>
+        </w:rPr>
+        <w:lastRenderedPageBreak/>
+        <w:t>空间分割</w:t>
+      </w:r>
+    </w:p>
+    <w:p>
+      <w:pPr>
+        <w:pStyle w:val="MTDisplayEquation"/>
+        <w:rPr>
+          <w:rFonts w:hint="eastAsia"/>
+        </w:rPr>
+      </w:pPr>
+      <w:r>
+        <w:tab/>
+      </w:r>
+      <w:r>
+        <w:rPr>
+          <w:position w:val="-78"/>
+        </w:rPr>
+        <w:object w:dxaOrig="2600" w:dyaOrig="1680" w14:anchorId="67BFCBC8">
+          <v:shape id="_x0000_i1058" type="#_x0000_t75" style="width:129.9pt;height:84.1pt" o:ole="">
+            <v:imagedata r:id="rId39" o:title=""/>
+          </v:shape>
+          <o:OLEObject Type="Embed" ProgID="Equation.DSMT4" ShapeID="_x0000_i1058" DrawAspect="Content" ObjectID="_1673820533" r:id="rId40"/>
+        </w:object>
+      </w:r>
+      <w:r>
+        <w:t xml:space="preserve"> </w:t>
+      </w:r>
+    </w:p>
+    <w:p>
+      <w:pPr>
+        <w:pStyle w:val="MTDisplayEquation"/>
+        <w:rPr>
+          <w:rFonts w:hint="eastAsia"/>
+        </w:rPr>
+      </w:pPr>
+      <w:r>
+        <w:tab/>
+      </w:r>
+      <w:r>
+        <w:rPr>
+          <w:position w:val="-14"/>
+        </w:rPr>
+        <w:object w:dxaOrig="2120" w:dyaOrig="400" w14:anchorId="53F6260E">
+          <v:shape id="_x0000_i1053" type="#_x0000_t75" style="width:106pt;height:19.85pt" o:ole="">
+            <v:imagedata r:id="rId41" o:title=""/>
+          </v:shape>
+          <o:OLEObject Type="Embed" ProgID="Equation.DSMT4" ShapeID="_x0000_i1053" DrawAspect="Content" ObjectID="_1673820534" r:id="rId42"/>
+        </w:object>
+      </w:r>
+      <w:r>
+        <w:t xml:space="preserve"> </w:t>
+      </w:r>
+    </w:p>
+    <w:p>
+      <w:pPr>
+        <w:pStyle w:val="MTDisplayEquation"/>
+        <w:rPr>
+          <w:rFonts w:hint="eastAsia"/>
+        </w:rPr>
+      </w:pPr>
+      <w:r>
+        <w:tab/>
+      </w:r>
+      <w:r>
+        <w:rPr>
+          <w:position w:val="-62"/>
+        </w:rPr>
+        <w:object w:dxaOrig="1880" w:dyaOrig="1359" w14:anchorId="1EB00335">
+          <v:shape id="_x0000_i1060" type="#_x0000_t75" style="width:93.9pt;height:67.95pt" o:ole="">
+            <v:imagedata r:id="rId43" o:title=""/>
+          </v:shape>
+          <o:OLEObject Type="Embed" ProgID="Equation.DSMT4" ShapeID="_x0000_i1060" DrawAspect="Content" ObjectID="_1673820535" r:id="rId44"/>
+        </w:object>
+      </w:r>
+      <w:r>
+        <w:t xml:space="preserve"> </w:t>
+      </w:r>
+    </w:p>
+    <w:p>
+      <w:r>
+        <w:rPr>
+          <w:position w:val="-14"/>
+        </w:rPr>
+        <w:object w:dxaOrig="660" w:dyaOrig="400" w14:anchorId="61A7B131">
+          <v:shape id="_x0000_i1063" type="#_x0000_t75" style="width:33.1pt;height:19.85pt" o:ole="">
+            <v:imagedata r:id="rId45" o:title=""/>
+          </v:shape>
+          <o:OLEObject Type="Embed" ProgID="Equation.DSMT4" ShapeID="_x0000_i1063" DrawAspect="Content" ObjectID="_1673820536" r:id="rId46"/>
+        </w:object>
+      </w:r>
+      <w:r>
+        <w:rPr>
+          <w:rFonts w:hint="eastAsia"/>
+        </w:rPr>
+        <w:t>的</w:t>
+      </w:r>
+      <w:r>
+        <w:rPr>
+          <w:position w:val="-6"/>
+        </w:rPr>
+        <w:object w:dxaOrig="680" w:dyaOrig="279" w14:anchorId="2BFD2041">
+          <v:shape id="_x0000_i1066" type="#_x0000_t75" style="width:34pt;height:13.8pt" o:ole="">
+            <v:imagedata r:id="rId47" o:title=""/>
+          </v:shape>
+          <o:OLEObject Type="Embed" ProgID="Equation.DSMT4" ShapeID="_x0000_i1066" DrawAspect="Content" ObjectID="_1673820537" r:id="rId48"/>
+        </w:object>
+      </w:r>
+      <w:r>
+        <w:t xml:space="preserve"> </w:t>
+      </w:r>
+    </w:p>
+    <w:p>
+      <w:pPr>
+        <w:pStyle w:val="MTDisplayEquation"/>
+      </w:pPr>
+      <w:r>
+        <w:tab/>
+      </w:r>
+      <w:r>
+        <w:rPr>
+          <w:position w:val="-66"/>
+        </w:rPr>
+        <w:object w:dxaOrig="2820" w:dyaOrig="1420" w14:anchorId="6224A85D">
+          <v:shape id="_x0000_i1071" type="#_x0000_t75" style="width:141.1pt;height:71.15pt" o:ole="">
+            <v:imagedata r:id="rId49" o:title=""/>
+          </v:shape>
+          <o:OLEObject Type="Embed" ProgID="Equation.DSMT4" ShapeID="_x0000_i1071" DrawAspect="Content" ObjectID="_1673820538" r:id="rId50"/>
+        </w:object>
+      </w:r>
+      <w:r>
+        <w:t xml:space="preserve"> </w:t>
+      </w:r>
+    </w:p>
+    <w:p>
+      <w:r>
+        <w:t xml:space="preserve"> </w:t>
+      </w:r>
+      <w:r>
+        <w:rPr>
+          <w:rFonts w:hint="eastAsia"/>
+        </w:rPr>
+        <w:t>小波包算法</w:t>
+      </w:r>
+    </w:p>
+    <w:p>
+      <w:pPr>
+        <w:pStyle w:val="MTDisplayEquation"/>
+        <w:rPr>
+          <w:rFonts w:hint="eastAsia"/>
+        </w:rPr>
+      </w:pPr>
+      <w:r>
+        <w:tab/>
+      </w:r>
+      <w:r>
+        <w:rPr>
+          <w:position w:val="-40"/>
+        </w:rPr>
+        <w:object w:dxaOrig="5179" w:dyaOrig="920" w14:anchorId="5DFCDA25">
+          <v:shape id="_x0000_i1074" type="#_x0000_t75" style="width:258.9pt;height:46.1pt" o:ole="">
+            <v:imagedata r:id="rId51" o:title=""/>
+          </v:shape>
+          <o:OLEObject Type="Embed" ProgID="Equation.DSMT4" ShapeID="_x0000_i1074" DrawAspect="Content" ObjectID="_1673820539" r:id="rId52"/>
+        </w:object>
+      </w:r>
+      <w:r>
+        <w:t xml:space="preserve"> </w:t>
+      </w:r>
+    </w:p>
+    <w:p>
+      <w:pPr>
+        <w:pStyle w:val="MTDisplayEquation"/>
+        <w:rPr>
+          <w:rFonts w:hint="eastAsia"/>
+        </w:rPr>
+      </w:pPr>
+      <w:r>
+        <w:tab/>
+      </w:r>
+      <w:r>
+        <w:rPr>
+          <w:position w:val="-32"/>
+        </w:rPr>
+        <w:object w:dxaOrig="1380" w:dyaOrig="760" w14:anchorId="6A86D3F0">
+          <v:shape id="_x0000_i1077" type="#_x0000_t75" style="width:69.1pt;height:38pt" o:ole="">
+            <v:imagedata r:id="rId53" o:title=""/>
+          </v:shape>
+          <o:OLEObject Type="Embed" ProgID="Equation.DSMT4" ShapeID="_x0000_i1077" DrawAspect="Content" ObjectID="_1673820540" r:id="rId54"/>
+        </w:object>
+      </w:r>
+      <w:r>
+        <w:t xml:space="preserve"> </w:t>
+      </w:r>
+    </w:p>
+    <w:p>
+      <w:pPr>
+        <w:jc w:val="center"/>
+      </w:pPr>
+      <w:r>
+        <w:rPr>
+          <w:position w:val="-96"/>
+        </w:rPr>
+        <w:object w:dxaOrig="2500" w:dyaOrig="7160" w14:anchorId="4E1516BD">
+          <v:shape id="_x0000_i1078" type="#_x0000_t75" style="width:125.3pt;height:357.7pt" o:ole="">
+            <v:imagedata r:id="rId55" o:title=""/>
+          </v:shape>
+          <o:OLEObject Type="Embed" ProgID="Equation.DSMT4" ShapeID="_x0000_i1078" DrawAspect="Content" ObjectID="_1673820541" r:id="rId56"/>
+        </w:object>
+      </w:r>
+    </w:p>
+    <w:p>
+      <w:pPr>
+        <w:pStyle w:val="MTDisplayEquation"/>
+      </w:pPr>
+      <w:r>
+        <w:tab/>
+      </w:r>
+      <w:r>
+        <w:rPr>
+          <w:position w:val="-32"/>
+        </w:rPr>
+        <w:object w:dxaOrig="1440" w:dyaOrig="760" w14:anchorId="589CC1FA">
+          <v:shape id="_x0000_i1086" type="#_x0000_t75" style="width:1in;height:38pt" o:ole="">
+            <v:imagedata r:id="rId57" o:title=""/>
+          </v:shape>
+          <o:OLEObject Type="Embed" ProgID="Equation.DSMT4" ShapeID="_x0000_i1086" DrawAspect="Content" ObjectID="_1673820542" r:id="rId58"/>
+        </w:object>
+      </w:r>
+    </w:p>
+    <w:p>
+      <w:r>
+        <w:rPr>
+          <w:rFonts w:hint="eastAsia"/>
+        </w:rPr>
+        <w:t>改成记号</w:t>
+      </w:r>
+    </w:p>
+    <w:p>
+      <w:pPr>
+        <w:pStyle w:val="MTDisplayEquation"/>
+        <w:rPr>
+          <w:rFonts w:hint="eastAsia"/>
+        </w:rPr>
+      </w:pPr>
+      <w:r>
+        <w:tab/>
+      </w:r>
+      <w:r>
+        <w:rPr>
+          <w:position w:val="-82"/>
+        </w:rPr>
+        <w:object w:dxaOrig="1560" w:dyaOrig="1760" w14:anchorId="5A264741">
+          <v:shape id="_x0000_i1090" type="#_x0000_t75" style="width:78.05pt;height:88.15pt" o:ole="">
+            <v:imagedata r:id="rId59" o:title=""/>
+          </v:shape>
+          <o:OLEObject Type="Embed" ProgID="Equation.DSMT4" ShapeID="_x0000_i1090" DrawAspect="Content" ObjectID="_1673820543" r:id="rId60"/>
+        </w:object>
+      </w:r>
+      <w:r>
+        <w:t xml:space="preserve"> </w:t>
+      </w:r>
+    </w:p>
+    <w:p>
+      <w:pPr>
+        <w:pStyle w:val="MTDisplayEquation"/>
+        <w:jc w:val="center"/>
+      </w:pPr>
+      <w:r>
+        <w:rPr>
+          <w:position w:val="-58"/>
+        </w:rPr>
+        <w:object w:dxaOrig="3260" w:dyaOrig="1280" w14:anchorId="64C62CF5">
+          <v:shape id="_x0000_i1091" type="#_x0000_t75" style="width:163pt;height:63.95pt" o:ole="">
+            <v:imagedata r:id="rId61" o:title=""/>
+          </v:shape>
+          <o:OLEObject Type="Embed" ProgID="Equation.DSMT4" ShapeID="_x0000_i1091" DrawAspect="Content" ObjectID="_1673820544" r:id="rId62"/>
+        </w:object>
+      </w:r>
+    </w:p>
+    <w:p>
+      <w:pPr>
+        <w:pStyle w:val="MTDisplayEquation"/>
+      </w:pPr>
+      <w:r>
+        <w:lastRenderedPageBreak/>
+        <w:tab/>
+      </w:r>
+      <w:r>
+        <w:rPr>
+          <w:position w:val="-38"/>
+        </w:rPr>
+        <w:object w:dxaOrig="2100" w:dyaOrig="880" w14:anchorId="21B7A4F9">
+          <v:shape id="_x0000_i1092" type="#_x0000_t75" style="width:105.1pt;height:44.05pt" o:ole="">
+            <v:imagedata r:id="rId63" o:title=""/>
+          </v:shape>
+          <o:OLEObject Type="Embed" ProgID="Equation.DSMT4" ShapeID="_x0000_i1092" DrawAspect="Content" ObjectID="_1673820545" r:id="rId64"/>
+        </w:object>
+      </w:r>
+      <w:r>
+        <w:t xml:space="preserve"> </w:t>
+      </w:r>
+    </w:p>
+    <w:p>
+      <w:r>
+        <w:rPr>
+          <w:rFonts w:hint="eastAsia"/>
+        </w:rPr>
+        <w:t>即</w:t>
+      </w:r>
+    </w:p>
+    <w:p>
+      <w:pPr>
+        <w:pStyle w:val="MTDisplayEquation"/>
+        <w:rPr>
+          <w:rFonts w:hint="eastAsia"/>
+        </w:rPr>
+      </w:pPr>
+      <w:r>
+        <w:tab/>
+      </w:r>
+      <w:r>
+        <w:rPr>
+          <w:position w:val="-58"/>
+        </w:rPr>
+        <w:object w:dxaOrig="3540" w:dyaOrig="1280" w14:anchorId="1D40A280">
+          <v:shape id="_x0000_i1093" type="#_x0000_t75" style="width:177.1pt;height:63.95pt" o:ole="">
+            <v:imagedata r:id="rId65" o:title=""/>
+          </v:shape>
+          <o:OLEObject Type="Embed" ProgID="Equation.DSMT4" ShapeID="_x0000_i1093" DrawAspect="Content" ObjectID="_1673820546" r:id="rId66"/>
+        </w:object>
+      </w:r>
+      <w:r>
+        <w:t xml:space="preserve"> </w:t>
+      </w:r>
+    </w:p>
+    <w:p>
+      <w:r>
+        <w:rPr>
+          <w:rFonts w:hint="eastAsia"/>
+        </w:rPr>
+        <w:t>证明：</w:t>
+      </w:r>
+      <w:r>
+        <w:rPr>
+          <w:rFonts w:hint="eastAsia"/>
+        </w:rPr>
+        <w:t>当</w:t>
+      </w:r>
+      <w:r>
+        <w:rPr>
+          <w:position w:val="-6"/>
+        </w:rPr>
+        <w:object w:dxaOrig="600" w:dyaOrig="279" w14:anchorId="5022F5EF">
+          <v:shape id="_x0000_i1101" type="#_x0000_t75" style="width:29.95pt;height:13.8pt" o:ole="">
+            <v:imagedata r:id="rId67" o:title=""/>
+          </v:shape>
+          <o:OLEObject Type="Embed" ProgID="Equation.DSMT4" ShapeID="_x0000_i1101" DrawAspect="Content" ObjectID="_1673820547" r:id="rId68"/>
+        </w:object>
+      </w:r>
+      <w:r>
+        <w:rPr>
+          <w:rFonts w:hint="eastAsia"/>
+        </w:rPr>
+        <w:t>时显然成立。</w:t>
+      </w:r>
+      <w:r>
+        <w:t xml:space="preserve"> </w:t>
+      </w:r>
+    </w:p>
+    <w:p>
+      <w:pPr>
+        <w:pStyle w:val="MTDisplayEquation"/>
+        <w:rPr>
+          <w:rFonts w:hint="eastAsia"/>
+        </w:rPr>
+      </w:pPr>
+      <w:r>
+        <w:tab/>
+      </w:r>
+      <w:r>
+        <w:rPr>
+          <w:position w:val="-8"/>
+        </w:rPr>
+        <w:object w:dxaOrig="7640" w:dyaOrig="5400" w14:anchorId="290ADF5D">
+          <v:shape id="_x0000_i1114" type="#_x0000_t75" style="width:381.9pt;height:270.15pt" o:ole="">
+            <v:imagedata r:id="rId69" o:title=""/>
+          </v:shape>
+          <o:OLEObject Type="Embed" ProgID="Equation.DSMT4" ShapeID="_x0000_i1114" DrawAspect="Content" ObjectID="_1673820548" r:id="rId70"/>
+        </w:object>
+      </w:r>
+      <w:r>
+        <w:t xml:space="preserve"> </w:t>
+      </w:r>
+    </w:p>
+    <w:p>
+      <w:r>
+        <w:rPr>
+          <w:rFonts w:hint="eastAsia"/>
+        </w:rPr>
+        <w:t>根据定义有</w:t>
+      </w:r>
+    </w:p>
+    <w:p>
+      <w:pPr>
+        <w:pStyle w:val="MTDisplayEquation"/>
+        <w:rPr>
+          <w:rFonts w:hint="eastAsia"/>
+        </w:rPr>
+      </w:pPr>
+      <w:r>
+        <w:tab/>
+      </w:r>
+      <w:r>
+        <w:rPr>
+          <w:position w:val="-16"/>
+        </w:rPr>
+        <w:object w:dxaOrig="5460" w:dyaOrig="5560" w14:anchorId="2AAD5ACD">
+          <v:shape id="_x0000_i1118" type="#_x0000_t75" style="width:273pt;height:277.9pt" o:ole="">
+            <v:imagedata r:id="rId71" o:title=""/>
+          </v:shape>
+          <o:OLEObject Type="Embed" ProgID="Equation.DSMT4" ShapeID="_x0000_i1118" DrawAspect="Content" ObjectID="_1673820549" r:id="rId72"/>
+        </w:object>
+      </w:r>
+      <w:r>
+        <w:t xml:space="preserve"> </w:t>
+      </w:r>
+    </w:p>
+    <w:p>
+      <w:pPr>
+        <w:rPr>
+          <w:rFonts w:hint="eastAsia"/>
+        </w:rPr>
+      </w:pPr>
+      <w:r>
+        <w:rPr>
+          <w:rFonts w:hint="eastAsia"/>
+        </w:rPr>
+        <w:t>命题得证。</w:t>
       </w:r>
     </w:p>
     <w:sectPr>
